--- a/spa/docx/29.content.docx
+++ b/spa/docx/29.content.docx
@@ -19,7 +19,7 @@
         <w:rPr>
           <w:lang w:val="es_ES" w:bidi="es_ES"/>
         </w:rPr>
-        <w:t>Resource: Notas de Estudio - Introducciones a los Libros (Tyndale)</w:t>
+        <w:t>Resource: Tyndale Open Study Notes</w:t>
       </w:r>
       <w:r>
         <w:rPr>
@@ -112,7 +112,7 @@
         <w:rPr>
           <w:lang w:val="es_ES" w:bidi="es_ES"/>
         </w:rPr>
-        <w:t>Notas de Estudio - Introducciones a los Libros (Tyndale)</w:t>
+        <w:t>Tyndale Open Study Notes</w:t>
       </w:r>
     </w:p>
     <w:p>

--- a/spa/docx/29.content.docx
+++ b/spa/docx/29.content.docx
@@ -19,7 +19,7 @@
         <w:rPr>
           <w:lang w:val="es_ES" w:bidi="es_ES"/>
         </w:rPr>
-        <w:t>Resource: Tyndale Open Study Notes</w:t>
+        <w:t>Resource: Aquifer Open Study Notes (Book Intros)</w:t>
       </w:r>
       <w:r>
         <w:rPr>
@@ -112,7 +112,7 @@
         <w:rPr>
           <w:lang w:val="es_ES" w:bidi="es_ES"/>
         </w:rPr>
-        <w:t>Tyndale Open Study Notes</w:t>
+        <w:t>Aquifer Open Study Notes (Book Intros)</w:t>
       </w:r>
     </w:p>
     <w:p>

--- a/spa/docx/29.content.docx
+++ b/spa/docx/29.content.docx
@@ -297,36 +297,24 @@
         </w:rPr>
         <w:t>El libro de Joel se divide en dos partes casi iguales. En la primera sección (</w:t>
       </w:r>
-      <w:hyperlink r:id="rId13">
-        <w:r>
-          <w:rPr>
-            <w:lang w:val="es_ES" w:bidi="es_ES"/>
-          </w:rPr>
-          <w:rPr>
-            <w:color w:val="0000EE"/>
-            <w:u w:val="single"/>
-          </w:rPr>
-          <w:t>1:1–2:17</w:t>
-        </w:r>
-      </w:hyperlink>
+      <w:r>
+        <w:rPr>
+          <w:lang w:val="es_ES" w:bidi="es_ES"/>
+        </w:rPr>
+        <w:t>1:1–2:17</w:t>
+      </w:r>
       <w:r>
         <w:rPr>
           <w:lang w:val="es_ES" w:bidi="es_ES"/>
         </w:rPr>
         <w:t xml:space="preserve">), el profeta describe una devastadora plaga de langostas que afectó a Judá y Jerusalén. La plaga fue tan severa que arrasó toda la tierra, destruyendo granos, viñas y árboles. Los efectos de la plaga se agravaron por una sequía que dejó la tierra seca y quemada. Como resultado, tanto humanos como animales sufrían de hambre, y la gente no tenía nada que ofrecer en el templo al Señor. Por lo tanto, en </w:t>
       </w:r>
-      <w:hyperlink r:id="rId14">
-        <w:r>
-          <w:rPr>
-            <w:lang w:val="es_ES" w:bidi="es_ES"/>
-          </w:rPr>
-          <w:rPr>
-            <w:color w:val="0000EE"/>
-            <w:u w:val="single"/>
-          </w:rPr>
-          <w:t>2:12–17</w:t>
-        </w:r>
-      </w:hyperlink>
+      <w:r>
+        <w:rPr>
+          <w:lang w:val="es_ES" w:bidi="es_ES"/>
+        </w:rPr>
+        <w:t>2:12–17</w:t>
+      </w:r>
       <w:r>
         <w:rPr>
           <w:lang w:val="es_ES" w:bidi="es_ES"/>
@@ -347,54 +335,36 @@
         </w:rPr>
         <w:t>En la segunda parte del libro (</w:t>
       </w:r>
-      <w:hyperlink r:id="rId15">
-        <w:r>
-          <w:rPr>
-            <w:lang w:val="es_ES" w:bidi="es_ES"/>
-          </w:rPr>
-          <w:rPr>
-            <w:color w:val="0000EE"/>
-            <w:u w:val="single"/>
-          </w:rPr>
-          <w:t>2:18–3:21</w:t>
-        </w:r>
-      </w:hyperlink>
+      <w:r>
+        <w:rPr>
+          <w:lang w:val="es_ES" w:bidi="es_ES"/>
+        </w:rPr>
+        <w:t>2:18–3:21</w:t>
+      </w:r>
       <w:r>
         <w:rPr>
           <w:lang w:val="es_ES" w:bidi="es_ES"/>
         </w:rPr>
         <w:t xml:space="preserve">), el Señor promete tener compasión de su pueblo y restaurar su tierra después de la plaga de langostas. En </w:t>
       </w:r>
-      <w:hyperlink r:id="rId16">
-        <w:r>
-          <w:rPr>
-            <w:lang w:val="es_ES" w:bidi="es_ES"/>
-          </w:rPr>
-          <w:rPr>
-            <w:color w:val="0000EE"/>
-            <w:u w:val="single"/>
-          </w:rPr>
-          <w:t>2:18–27</w:t>
-        </w:r>
-      </w:hyperlink>
+      <w:r>
+        <w:rPr>
+          <w:lang w:val="es_ES" w:bidi="es_ES"/>
+        </w:rPr>
+        <w:t>2:18–27</w:t>
+      </w:r>
       <w:r>
         <w:rPr>
           <w:lang w:val="es_ES" w:bidi="es_ES"/>
         </w:rPr>
         <w:t xml:space="preserve">, Joel describe cómo Dios restaurará sus vidas materiales en el futuro inmediato, reponiendo sus campos, huertos, viñedos y rebaños. En </w:t>
       </w:r>
-      <w:hyperlink r:id="rId17">
-        <w:r>
-          <w:rPr>
-            <w:lang w:val="es_ES" w:bidi="es_ES"/>
-          </w:rPr>
-          <w:rPr>
-            <w:color w:val="0000EE"/>
-            <w:u w:val="single"/>
-          </w:rPr>
-          <w:t>2:28–3:21</w:t>
-        </w:r>
-      </w:hyperlink>
+      <w:r>
+        <w:rPr>
+          <w:lang w:val="es_ES" w:bidi="es_ES"/>
+        </w:rPr>
+        <w:t>2:28–3:21</w:t>
+      </w:r>
       <w:r>
         <w:rPr>
           <w:lang w:val="es_ES" w:bidi="es_ES"/>
@@ -426,36 +396,24 @@
         </w:rPr>
         <w:t xml:space="preserve">No sabemos cuándo vivió y profetizó el profeta Joel. Joel no menciona a los reyes bajo los cuales ministró (cf., por ejemplo, </w:t>
       </w:r>
-      <w:hyperlink r:id="rId18">
-        <w:r>
-          <w:rPr>
-            <w:lang w:val="es_ES" w:bidi="es_ES"/>
-          </w:rPr>
-          <w:rPr>
-            <w:color w:val="0000EE"/>
-            <w:u w:val="single"/>
-          </w:rPr>
-          <w:t>Am 1:1,</w:t>
-        </w:r>
-      </w:hyperlink>
+      <w:r>
+        <w:rPr>
+          <w:lang w:val="es_ES" w:bidi="es_ES"/>
+        </w:rPr>
+        <w:t>Am 1:1,</w:t>
+      </w:r>
       <w:r>
         <w:rPr>
           <w:lang w:val="es_ES" w:bidi="es_ES"/>
         </w:rPr>
         <w:t xml:space="preserve"> </w:t>
       </w:r>
-      <w:hyperlink r:id="rId19">
-        <w:r>
-          <w:rPr>
-            <w:lang w:val="es_ES" w:bidi="es_ES"/>
-          </w:rPr>
-          <w:rPr>
-            <w:color w:val="0000EE"/>
-            <w:u w:val="single"/>
-          </w:rPr>
-          <w:t>Mi 1:1</w:t>
-        </w:r>
-      </w:hyperlink>
+      <w:r>
+        <w:rPr>
+          <w:lang w:val="es_ES" w:bidi="es_ES"/>
+        </w:rPr>
+        <w:t>Mi 1:1</w:t>
+      </w:r>
       <w:r>
         <w:rPr>
           <w:lang w:val="es_ES" w:bidi="es_ES"/>
@@ -482,36 +440,24 @@
         </w:rPr>
         <w:t xml:space="preserve">En las Biblias hebrea y española, Joel se sitúa entre Oseas y Amós, quienes profetizaron durante los años 700 a.C. Esto ha llevado a algunos a sugerir que Joel fue un profeta temprano que pudo haber vivido incluso antes que Amós y Oseas. Dado que el libro no menciona a un rey y considera favorablemente al sacerdocio, estos intérpretes creen que Joel profetizó mientras Joás (835–796 a.C.) era aún un niño, cuando el reino estaba bajo la supervisión de Joiada, el sacerdote (ver </w:t>
       </w:r>
-      <w:hyperlink r:id="rId20">
-        <w:r>
-          <w:rPr>
-            <w:lang w:val="es_ES" w:bidi="es_ES"/>
-          </w:rPr>
-          <w:rPr>
-            <w:color w:val="0000EE"/>
-            <w:u w:val="single"/>
-          </w:rPr>
-          <w:t>Jl 2:17,</w:t>
-        </w:r>
-      </w:hyperlink>
+      <w:r>
+        <w:rPr>
+          <w:lang w:val="es_ES" w:bidi="es_ES"/>
+        </w:rPr>
+        <w:t>Jl 2:17,</w:t>
+      </w:r>
       <w:r>
         <w:rPr>
           <w:lang w:val="es_ES" w:bidi="es_ES"/>
         </w:rPr>
         <w:t xml:space="preserve"> ver también </w:t>
       </w:r>
-      <w:hyperlink r:id="rId21">
-        <w:r>
-          <w:rPr>
-            <w:lang w:val="es_ES" w:bidi="es_ES"/>
-          </w:rPr>
-          <w:rPr>
-            <w:color w:val="0000EE"/>
-            <w:u w:val="single"/>
-          </w:rPr>
-          <w:t>2 Re 12:1–21</w:t>
-        </w:r>
-      </w:hyperlink>
+      <w:r>
+        <w:rPr>
+          <w:lang w:val="es_ES" w:bidi="es_ES"/>
+        </w:rPr>
+        <w:t>2 Re 12:1–21</w:t>
+      </w:r>
       <w:r>
         <w:rPr>
           <w:lang w:val="es_ES" w:bidi="es_ES"/>
@@ -585,18 +531,12 @@
         </w:rPr>
         <w:t>A lo largo del libro de Joel, observamos claramente la soberanía de Dios sobre toda la creación. Él es Señor tanto del mundo natural como de la civilización humana. La plaga de langostas no fue simplemente un evento natural; el ejército de insectos llegó por orden de Dios (</w:t>
       </w:r>
-      <w:hyperlink r:id="rId22">
-        <w:r>
-          <w:rPr>
-            <w:lang w:val="es_ES" w:bidi="es_ES"/>
-          </w:rPr>
-          <w:rPr>
-            <w:color w:val="0000EE"/>
-            <w:u w:val="single"/>
-          </w:rPr>
-          <w:t>2:11</w:t>
-        </w:r>
-      </w:hyperlink>
+      <w:r>
+        <w:rPr>
+          <w:lang w:val="es_ES" w:bidi="es_ES"/>
+        </w:rPr>
+        <w:t>2:11</w:t>
+      </w:r>
       <w:r>
         <w:rPr>
           <w:lang w:val="es_ES" w:bidi="es_ES"/>
@@ -617,18 +557,12 @@
         </w:rPr>
         <w:t>Debido a que el pecado humano ha afectado tan negativamente al mundo natural, Joel llama al pueblo de Judá y de Jerusalén al arrepentimiento. Joel puede ofrecer a los israelitas la oportunidad de arrepentirse porque sabe que Dios es misericordioso y compasivo. Es la naturaleza de Dios perdonar a aquellos que se arrepienten en lugar de juzgarlos, restaurar en lugar de destruir. Citando un texto antiguo (</w:t>
       </w:r>
-      <w:hyperlink r:id="rId23">
-        <w:r>
-          <w:rPr>
-            <w:lang w:val="es_ES" w:bidi="es_ES"/>
-          </w:rPr>
-          <w:rPr>
-            <w:color w:val="0000EE"/>
-            <w:u w:val="single"/>
-          </w:rPr>
-          <w:t>Ex 34:6–7</w:t>
-        </w:r>
-      </w:hyperlink>
+      <w:r>
+        <w:rPr>
+          <w:lang w:val="es_ES" w:bidi="es_ES"/>
+        </w:rPr>
+        <w:t>Ex 34:6–7</w:t>
+      </w:r>
       <w:r>
         <w:rPr>
           <w:lang w:val="es_ES" w:bidi="es_ES"/>
@@ -647,18 +581,12 @@
         </w:rPr>
         <w:t>” (</w:t>
       </w:r>
-      <w:hyperlink r:id="rId24">
-        <w:r>
-          <w:rPr>
-            <w:lang w:val="es_ES" w:bidi="es_ES"/>
-          </w:rPr>
-          <w:rPr>
-            <w:color w:val="0000EE"/>
-            <w:u w:val="single"/>
-          </w:rPr>
-          <w:t>Jl 2:13</w:t>
-        </w:r>
-      </w:hyperlink>
+      <w:r>
+        <w:rPr>
+          <w:lang w:val="es_ES" w:bidi="es_ES"/>
+        </w:rPr>
+        <w:t>Jl 2:13</w:t>
+      </w:r>
       <w:r>
         <w:rPr>
           <w:lang w:val="es_ES" w:bidi="es_ES"/>
@@ -679,72 +607,48 @@
         </w:rPr>
         <w:t xml:space="preserve">Para Joel, la forma adecuada de expresar arrepentimiento era mediante el culto oficial del templo, presidido por los sacerdotes. Esto puede parecer sorprendente, ya que varios otros profetas denuncian el culto oficial debido a la corrupción generalizada entre sacerdotes y líderes (ver </w:t>
       </w:r>
-      <w:hyperlink r:id="rId25">
-        <w:r>
-          <w:rPr>
-            <w:lang w:val="es_ES" w:bidi="es_ES"/>
-          </w:rPr>
-          <w:rPr>
-            <w:color w:val="0000EE"/>
-            <w:u w:val="single"/>
-          </w:rPr>
-          <w:t>Is 1:10–18,</w:t>
-        </w:r>
-      </w:hyperlink>
+      <w:r>
+        <w:rPr>
+          <w:lang w:val="es_ES" w:bidi="es_ES"/>
+        </w:rPr>
+        <w:t>Is 1:10–18,</w:t>
+      </w:r>
       <w:r>
         <w:rPr>
           <w:lang w:val="es_ES" w:bidi="es_ES"/>
         </w:rPr>
         <w:t xml:space="preserve"> </w:t>
       </w:r>
-      <w:hyperlink r:id="rId26">
-        <w:r>
-          <w:rPr>
-            <w:lang w:val="es_ES" w:bidi="es_ES"/>
-          </w:rPr>
-          <w:rPr>
-            <w:color w:val="0000EE"/>
-            <w:u w:val="single"/>
-          </w:rPr>
-          <w:t>Am 5:21–24</w:t>
-        </w:r>
-      </w:hyperlink>
+      <w:r>
+        <w:rPr>
+          <w:lang w:val="es_ES" w:bidi="es_ES"/>
+        </w:rPr>
+        <w:t>Am 5:21–24</w:t>
+      </w:r>
       <w:r>
         <w:rPr>
           <w:lang w:val="es_ES" w:bidi="es_ES"/>
         </w:rPr>
         <w:t>). Sin embargo, Joel reconoció el valor del culto cuando se realiza con un corazón sincero y completamente abierto a Dios, una actitud característica de los profetas post-exílicos (ver Hageo, Zacarías y Malaquías). En el culto, las realidades eternas invisibles se representan mediante objetos y acciones físicas. No obstante, el profeta recuerda a los israelitas que la religión es mucho más que una exhibición externa; el verdadero culto se basa en una transformación interior (</w:t>
       </w:r>
-      <w:hyperlink r:id="rId24">
-        <w:r>
-          <w:rPr>
-            <w:lang w:val="es_ES" w:bidi="es_ES"/>
-          </w:rPr>
-          <w:rPr>
-            <w:color w:val="0000EE"/>
-            <w:u w:val="single"/>
-          </w:rPr>
-          <w:t>Jl 2:13</w:t>
-        </w:r>
-      </w:hyperlink>
+      <w:r>
+        <w:rPr>
+          <w:lang w:val="es_ES" w:bidi="es_ES"/>
+        </w:rPr>
+        <w:t>Jl 2:13</w:t>
+      </w:r>
       <w:r>
         <w:rPr>
           <w:lang w:val="es_ES" w:bidi="es_ES"/>
         </w:rPr>
         <w:t xml:space="preserve">). La solución al culto corrupto no es abandonarlo, sino adorar a Dios en espíritu y en verdad (ver </w:t>
       </w:r>
-      <w:hyperlink r:id="rId27">
-        <w:r>
-          <w:rPr>
-            <w:lang w:val="es_ES" w:bidi="es_ES"/>
-          </w:rPr>
-          <w:rPr>
-            <w:color w:val="0000EE"/>
-            <w:u w:val="single"/>
-          </w:rPr>
-          <w:t>Jn 4:23–24</w:t>
-        </w:r>
-      </w:hyperlink>
+      <w:r>
+        <w:rPr>
+          <w:lang w:val="es_ES" w:bidi="es_ES"/>
+        </w:rPr>
+        <w:t>Jn 4:23–24</w:t>
+      </w:r>
       <w:r>
         <w:rPr>
           <w:lang w:val="es_ES" w:bidi="es_ES"/>
@@ -765,36 +669,24 @@
         </w:rPr>
         <w:t>Para un pueblo que enfrentaba el desastre, Joel llevó el mensaje de que su Dios tenía pleno control del futuro. Les aseguró que en el día del Señor, Dios intervendría en el mundo para juzgar a los malvados y establecer paz y justicia (</w:t>
       </w:r>
-      <w:hyperlink r:id="rId28">
-        <w:r>
-          <w:rPr>
-            <w:lang w:val="es_ES" w:bidi="es_ES"/>
-          </w:rPr>
-          <w:rPr>
-            <w:color w:val="0000EE"/>
-            <w:u w:val="single"/>
-          </w:rPr>
-          <w:t>Jl 1:15,</w:t>
-        </w:r>
-      </w:hyperlink>
+      <w:r>
+        <w:rPr>
+          <w:lang w:val="es_ES" w:bidi="es_ES"/>
+        </w:rPr>
+        <w:t>Jl 1:15,</w:t>
+      </w:r>
       <w:r>
         <w:rPr>
           <w:lang w:val="es_ES" w:bidi="es_ES"/>
         </w:rPr>
         <w:t xml:space="preserve"> </w:t>
       </w:r>
-      <w:hyperlink r:id="rId29">
-        <w:r>
-          <w:rPr>
-            <w:lang w:val="es_ES" w:bidi="es_ES"/>
-          </w:rPr>
-          <w:rPr>
-            <w:color w:val="0000EE"/>
-            <w:u w:val="single"/>
-          </w:rPr>
-          <w:t>2:1</w:t>
-        </w:r>
-      </w:hyperlink>
+      <w:r>
+        <w:rPr>
+          <w:lang w:val="es_ES" w:bidi="es_ES"/>
+        </w:rPr>
+        <w:t>2:1</w:t>
+      </w:r>
       <w:r>
         <w:rPr>
           <w:lang w:val="es_ES" w:bidi="es_ES"/>
@@ -813,90 +705,60 @@
         </w:rPr>
         <w:t xml:space="preserve"> (</w:t>
       </w:r>
-      <w:hyperlink r:id="rId17">
-        <w:r>
-          <w:rPr>
-            <w:lang w:val="es_ES" w:bidi="es_ES"/>
-          </w:rPr>
-          <w:rPr>
-            <w:color w:val="0000EE"/>
-            <w:u w:val="single"/>
-          </w:rPr>
-          <w:t>Jl 2:28–3:21,</w:t>
-        </w:r>
-      </w:hyperlink>
+      <w:r>
+        <w:rPr>
+          <w:lang w:val="es_ES" w:bidi="es_ES"/>
+        </w:rPr>
+        <w:t>Jl 2:28–3:21,</w:t>
+      </w:r>
       <w:r>
         <w:rPr>
           <w:lang w:val="es_ES" w:bidi="es_ES"/>
         </w:rPr>
         <w:t xml:space="preserve"> ver </w:t>
       </w:r>
-      <w:hyperlink r:id="rId30">
-        <w:r>
-          <w:rPr>
-            <w:lang w:val="es_ES" w:bidi="es_ES"/>
-          </w:rPr>
-          <w:rPr>
-            <w:color w:val="0000EE"/>
-            <w:u w:val="single"/>
-          </w:rPr>
-          <w:t>Mt 16:27,</w:t>
-        </w:r>
-      </w:hyperlink>
+      <w:r>
+        <w:rPr>
+          <w:lang w:val="es_ES" w:bidi="es_ES"/>
+        </w:rPr>
+        <w:t>Mt 16:27,</w:t>
+      </w:r>
       <w:r>
         <w:rPr>
           <w:lang w:val="es_ES" w:bidi="es_ES"/>
         </w:rPr>
         <w:t xml:space="preserve"> </w:t>
       </w:r>
-      <w:hyperlink r:id="rId31">
-        <w:r>
-          <w:rPr>
-            <w:lang w:val="es_ES" w:bidi="es_ES"/>
-          </w:rPr>
-          <w:rPr>
-            <w:color w:val="0000EE"/>
-            <w:u w:val="single"/>
-          </w:rPr>
-          <w:t>Hc 2:16–40,</w:t>
-        </w:r>
-      </w:hyperlink>
+      <w:r>
+        <w:rPr>
+          <w:lang w:val="es_ES" w:bidi="es_ES"/>
+        </w:rPr>
+        <w:t>Hc 2:16–40,</w:t>
+      </w:r>
       <w:r>
         <w:rPr>
           <w:lang w:val="es_ES" w:bidi="es_ES"/>
         </w:rPr>
         <w:t xml:space="preserve"> </w:t>
       </w:r>
-      <w:hyperlink r:id="rId32">
-        <w:r>
-          <w:rPr>
-            <w:lang w:val="es_ES" w:bidi="es_ES"/>
-          </w:rPr>
-          <w:rPr>
-            <w:color w:val="0000EE"/>
-            <w:u w:val="single"/>
-          </w:rPr>
-          <w:t>Col 2:13–22,</w:t>
-        </w:r>
-      </w:hyperlink>
+      <w:r>
+        <w:rPr>
+          <w:lang w:val="es_ES" w:bidi="es_ES"/>
+        </w:rPr>
+        <w:t>Col 2:13–22,</w:t>
+      </w:r>
       <w:r>
         <w:rPr>
           <w:lang w:val="es_ES" w:bidi="es_ES"/>
         </w:rPr>
         <w:t xml:space="preserve"> </w:t>
       </w:r>
-      <w:hyperlink r:id="rId33">
-        <w:r>
-          <w:rPr>
-            <w:lang w:val="es_ES" w:bidi="es_ES"/>
-          </w:rPr>
-          <w:rPr>
-            <w:color w:val="0000EE"/>
-            <w:u w:val="single"/>
-          </w:rPr>
-          <w:t>Ap 21–22</w:t>
-        </w:r>
-      </w:hyperlink>
+      <w:r>
+        <w:rPr>
+          <w:lang w:val="es_ES" w:bidi="es_ES"/>
+        </w:rPr>
+        <w:t>Ap 21–22</w:t>
+      </w:r>
       <w:r>
         <w:rPr>
           <w:lang w:val="es_ES" w:bidi="es_ES"/>
